--- a/app/templates_docx/purvani_chargesheet_en.docx
+++ b/app/templates_docx/purvani_chargesheet_en.docx
@@ -4,10 +4,6 @@
   <w:body>
     <w:p>
       <w:r>
-        <w:rPr>
-          <w:b/>
-          <w:color w:val="0B1F3A"/>
-        </w:rPr>
         <w:t>{{station_name}}</w:t>
       </w:r>
     </w:p>
@@ -23,40 +19,20 @@
     </w:p>
     <w:p>
       <w:pPr>
-        <w:jc w:val="left"/>
+        <w:pStyle w:val="Heading1"/>
       </w:pPr>
       <w:r>
-        <w:rPr>
-          <w:b/>
-          <w:sz w:val="32"/>
-        </w:rPr>
         <w:t>Purvani Chargesheet</w:t>
       </w:r>
     </w:p>
     <w:p>
       <w:r>
-        <w:rPr>
-          <w:i/>
-        </w:rPr>
         <w:t>{{disclaimer}}</w:t>
       </w:r>
     </w:p>
     <w:p>
       <w:r>
-        <w:rPr>
-          <w:i/>
-        </w:rPr>
-        <w:t>This file is a draft assistance output. The officer remains responsible for statutory accuracy.</w:t>
-      </w:r>
-    </w:p>
-    <w:p>
-      <w:r>
         <w:t>{{notice}}</w:t>
-      </w:r>
-    </w:p>
-    <w:p>
-      <w:r>
-        <w:t>CR / FIR: {{cr}}    Date: {{generated_at}}</w:t>
       </w:r>
     </w:p>
     <w:p>
@@ -437,10 +413,6 @@
     <w:name w:val="Normal"/>
     <w:qFormat/>
     <w:rsid w:val="00FC693F"/>
-    <w:rPr>
-      <w:rFonts w:ascii="Calibri" w:hAnsi="Calibri"/>
-      <w:sz w:val="22"/>
-    </w:rPr>
   </w:style>
   <w:style w:type="paragraph" w:styleId="Header">
     <w:name w:val="header"/>
